--- a/eng/docx/52.content.docx
+++ b/eng/docx/52.content.docx
@@ -39,80 +39,37 @@
           <w:b/>
           <w:lang w:val="en_US" w:bidi="en_US"/>
         </w:rPr>
-        <w:t>Familiarization, Internalization, Articulation (Fia)</w:t>
-      </w:r>
-      <w:r>
-        <w:rPr>
-          <w:lang w:val="en_US" w:bidi="en_US"/>
-        </w:rPr>
-        <w:t xml:space="preserve"> is based on: </w:t>
-      </w:r>
-      <w:r>
-        <w:rPr>
-          <w:lang w:val="en_US" w:bidi="en_US"/>
-        </w:rPr>
-        <w:t>Familiarization, Internalization, Articulation (Fia)</w:t>
-      </w:r>
-      <w:r>
-        <w:rPr>
-          <w:lang w:val="en_US" w:bidi="en_US"/>
-        </w:rPr>
-        <w:t xml:space="preserve">, </w:t>
-      </w:r>
-      <w:hyperlink r:id="rId13">
-        <w:r>
-          <w:rPr>
-            <w:lang w:val="en_US" w:bidi="en_US"/>
-          </w:rPr>
-          <w:rPr>
-            <w:color w:val="0000EE"/>
-            <w:u w:val="single"/>
-          </w:rPr>
-          <w:t>SRV Partners</w:t>
-        </w:r>
-      </w:hyperlink>
-      <w:r>
-        <w:rPr>
-          <w:lang w:val="en_US" w:bidi="en_US"/>
-        </w:rPr>
-        <w:t xml:space="preserve">, 2023, which is licensed under a </w:t>
-      </w:r>
-      <w:hyperlink r:id="rId14">
-        <w:r>
-          <w:rPr>
-            <w:lang w:val="en_US" w:bidi="en_US"/>
-          </w:rPr>
-          <w:rPr>
-            <w:color w:val="0000EE"/>
-            <w:u w:val="single"/>
-          </w:rPr>
-          <w:t>CC BY-SA 4.0 license</w:t>
-        </w:r>
-      </w:hyperlink>
-      <w:r>
-        <w:rPr>
-          <w:lang w:val="en_US" w:bidi="en_US"/>
-        </w:rPr>
-        <w:t>.</w:t>
-      </w:r>
-      <w:r>
-        <w:rPr>
-          <w:lang w:val="en_US" w:bidi="en_US"/>
-        </w:rPr>
-      </w:r>
-    </w:p>
-    <w:p>
-      <w:pPr/>
-      <w:r>
-        <w:rPr>
-          <w:lang w:val="en_US" w:bidi="en_US"/>
-        </w:rPr>
-      </w:r>
-      <w:r>
-        <w:rPr>
-          <w:lang w:val="en_US" w:bidi="en_US"/>
-        </w:rPr>
-        <w:t>This PDF version is provided under the same license.</w:t>
+        <w:t>Familiarization, Internalization, Articulation (FIA) Translation Guide</w:t>
+      </w:r>
+      <w:r>
+        <w:rPr>
+          <w:lang w:val="en_US" w:bidi="en_US"/>
+        </w:rPr>
+        <w:t xml:space="preserve"> © 2023 SRV Partners Released under CC BY-SA 4.0 license. </w:t>
+      </w:r>
+      <w:r>
+        <w:rPr>
+          <w:lang w:val="en_US" w:bidi="en_US"/>
+        </w:rPr>
+        <w:t>Familiarization, Internalization, Articulation (FIA) Translation Guide</w:t>
+      </w:r>
+      <w:r>
+        <w:rPr>
+          <w:lang w:val="en_US" w:bidi="en_US"/>
+        </w:rPr>
+        <w:t xml:space="preserve"> has been adapted in the following languages Tok Pisin, عربي, Français, हिंदी, Bahasa Indonesia, Português, Русский, Español, Kiswahili, 简体中文 from </w:t>
+      </w:r>
+      <w:r>
+        <w:rPr>
+          <w:lang w:val="en_US" w:bidi="en_US"/>
+        </w:rPr>
+        <w:t>Familiarization, Internalization, Articulation (FIA)</w:t>
+      </w:r>
+      <w:r>
+        <w:rPr>
+          <w:lang w:val="en_US" w:bidi="en_US"/>
+        </w:rPr>
+        <w:t xml:space="preserve"> © 2023 SRV Partners Released under CC BY-SA 4.0 license by Mission Mutual</w:t>
       </w:r>
       <w:r>
         <w:rPr>
@@ -3526,7 +3483,7 @@
         </w:rPr>
         <w:t xml:space="preserve">Stop here and look at a map that includes </w:t>
       </w:r>
-      <w:hyperlink r:id="rId15">
+      <w:hyperlink r:id="rId13">
         <w:r>
           <w:rPr>
             <w:lang w:val="en_US" w:bidi="en_US"/>
@@ -7593,7 +7550,7 @@
         </w:rPr>
         <w:t xml:space="preserve">Stop here and look at a map of </w:t>
       </w:r>
-      <w:hyperlink r:id="rId16">
+      <w:hyperlink r:id="rId14">
         <w:r>
           <w:rPr>
             <w:lang w:val="en_US" w:bidi="en_US"/>
@@ -10185,7 +10142,7 @@
         </w:rPr>
         <w:t xml:space="preserve">Stop here and look at the map of the area which shows the distance between </w:t>
       </w:r>
-      <w:hyperlink r:id="rId15">
+      <w:hyperlink r:id="rId13">
         <w:r>
           <w:rPr>
             <w:lang w:val="en_US" w:bidi="en_US"/>
@@ -15923,7 +15880,7 @@
         </w:rPr>
         <w:t xml:space="preserve">Stop here and look at a map that includes </w:t>
       </w:r>
-      <w:hyperlink r:id="rId15">
+      <w:hyperlink r:id="rId13">
         <w:r>
           <w:rPr>
             <w:lang w:val="en_US" w:bidi="en_US"/>
@@ -18152,7 +18109,7 @@
         </w:rPr>
         <w:t xml:space="preserve">Stop here and look at a picture of a </w:t>
       </w:r>
-      <w:hyperlink r:id="rId17">
+      <w:hyperlink r:id="rId15">
         <w:r>
           <w:rPr>
             <w:lang w:val="en_US" w:bidi="en_US"/>
@@ -18170,7 +18127,7 @@
         </w:rPr>
         <w:t xml:space="preserve">. If possible, listen to the sound of a </w:t>
       </w:r>
-      <w:hyperlink r:id="rId17">
+      <w:hyperlink r:id="rId15">
         <w:r>
           <w:rPr>
             <w:lang w:val="en_US" w:bidi="en_US"/>
@@ -19107,7 +19064,7 @@
         </w:rPr>
         <w:t xml:space="preserve">. When someone hopes, it means the person expects something in the future to happen. Paul wants the Thessalonians to expect that they will share in that great event with their brothers and sisters who have already died. For more information on </w:t>
       </w:r>
-      <w:hyperlink r:id="rId18">
+      <w:hyperlink r:id="rId16">
         <w:r>
           <w:rPr>
             <w:lang w:val="en_US" w:bidi="en_US"/>
@@ -19152,7 +19109,7 @@
         </w:rPr>
         <w:t xml:space="preserve">, and it carries the Lord's authority. It is also the Lord who will come down from heaven and come to the Earth. Use the same word or phrase for Lord as you used in previous passages. For more information on </w:t>
       </w:r>
-      <w:hyperlink r:id="rId19">
+      <w:hyperlink r:id="rId17">
         <w:r>
           <w:rPr>
             <w:lang w:val="en_US" w:bidi="en_US"/>
@@ -19197,7 +19154,7 @@
         </w:rPr>
         <w:t xml:space="preserve">. This is the place where the Lord Jesus now lives until he returns to Earth. Use the same word or phrase for heaven as you used in previous passages, and see the Master Glossary for more information about </w:t>
       </w:r>
-      <w:hyperlink r:id="rId20">
+      <w:hyperlink r:id="rId18">
         <w:r>
           <w:rPr>
             <w:lang w:val="en_US" w:bidi="en_US"/>
@@ -19282,7 +19239,7 @@
         </w:rPr>
         <w:t xml:space="preserve">. Look up </w:t>
       </w:r>
-      <w:hyperlink r:id="rId21">
+      <w:hyperlink r:id="rId19">
         <w:r>
           <w:rPr>
             <w:lang w:val="en_US" w:bidi="en_US"/>
@@ -19354,7 +19311,7 @@
         </w:rPr>
         <w:t xml:space="preserve">. If you have already translated this word in another book of the Bible, use the same word that you have used there. Listen to the sound of a </w:t>
       </w:r>
-      <w:hyperlink r:id="rId17">
+      <w:hyperlink r:id="rId15">
         <w:r>
           <w:rPr>
             <w:lang w:val="en_US" w:bidi="en_US"/>
@@ -19372,7 +19329,7 @@
         </w:rPr>
         <w:t xml:space="preserve">. Look at the picture of a </w:t>
       </w:r>
-      <w:hyperlink r:id="rId17">
+      <w:hyperlink r:id="rId15">
         <w:r>
           <w:rPr>
             <w:lang w:val="en_US" w:bidi="en_US"/>
@@ -19417,7 +19374,7 @@
         </w:rPr>
         <w:t xml:space="preserve"> will rise first. These are people who have trusted Jesus Christ as their savior. Use the same word for Christ as you have used in previous passages, and remember that </w:t>
       </w:r>
-      <w:hyperlink r:id="rId22">
+      <w:hyperlink r:id="rId20">
         <w:r>
           <w:rPr>
             <w:lang w:val="en_US" w:bidi="en_US"/>
@@ -20115,7 +20072,7 @@
         </w:rPr>
         <w:t xml:space="preserve">Stop here and look at a picture of a soldier's </w:t>
       </w:r>
-      <w:hyperlink r:id="rId23">
+      <w:hyperlink r:id="rId21">
         <w:r>
           <w:rPr>
             <w:lang w:val="en_US" w:bidi="en_US"/>
@@ -20133,7 +20090,7 @@
         </w:rPr>
         <w:t xml:space="preserve"> and </w:t>
       </w:r>
-      <w:hyperlink r:id="rId24">
+      <w:hyperlink r:id="rId22">
         <w:r>
           <w:rPr>
             <w:lang w:val="en_US" w:bidi="en_US"/>
@@ -21457,7 +21414,7 @@
         </w:rPr>
         <w:t xml:space="preserve"> will come. Use the same word or phrase for brothers and sisters as you have used in previous passages. The "Day of the Lord" means the day when the Lord Jesus will return to earth. For more information on </w:t>
       </w:r>
-      <w:hyperlink r:id="rId19">
+      <w:hyperlink r:id="rId17">
         <w:r>
           <w:rPr>
             <w:lang w:val="en_US" w:bidi="en_US"/>
@@ -21502,7 +21459,7 @@
         </w:rPr>
         <w:t xml:space="preserve"> and safety." Use the same word for peace that you used in previous passages, and remember that </w:t>
       </w:r>
-      <w:hyperlink r:id="rId25">
+      <w:hyperlink r:id="rId23">
         <w:r>
           <w:rPr>
             <w:lang w:val="en_US" w:bidi="en_US"/>
@@ -21574,7 +21531,7 @@
         </w:rPr>
         <w:t xml:space="preserve">, if you choose to use the word for evil in your translation. For more information on </w:t>
       </w:r>
-      <w:hyperlink r:id="rId26">
+      <w:hyperlink r:id="rId24">
         <w:r>
           <w:rPr>
             <w:lang w:val="en_US" w:bidi="en_US"/>
@@ -21659,7 +21616,7 @@
         </w:rPr>
         <w:t xml:space="preserve">, or confidently expecting that Jesus will save us. Use the same words or phrases for faith and hope that you have used in previous passages, and remember that </w:t>
       </w:r>
-      <w:hyperlink r:id="rId27">
+      <w:hyperlink r:id="rId25">
         <w:r>
           <w:rPr>
             <w:lang w:val="en_US" w:bidi="en_US"/>
@@ -21677,7 +21634,7 @@
         </w:rPr>
         <w:t xml:space="preserve"> and </w:t>
       </w:r>
-      <w:hyperlink r:id="rId18">
+      <w:hyperlink r:id="rId16">
         <w:r>
           <w:rPr>
             <w:lang w:val="en_US" w:bidi="en_US"/>
@@ -21749,7 +21706,7 @@
         </w:rPr>
         <w:t xml:space="preserve">Stop here and look at a Roman </w:t>
       </w:r>
-      <w:hyperlink r:id="rId24">
+      <w:hyperlink r:id="rId22">
         <w:r>
           <w:rPr>
             <w:lang w:val="en_US" w:bidi="en_US"/>
@@ -21767,7 +21724,7 @@
         </w:rPr>
         <w:t xml:space="preserve"> and </w:t>
       </w:r>
-      <w:hyperlink r:id="rId23">
+      <w:hyperlink r:id="rId21">
         <w:r>
           <w:rPr>
             <w:lang w:val="en_US" w:bidi="en_US"/>
@@ -21852,7 +21809,7 @@
         </w:rPr>
         <w:t xml:space="preserve">Stop here and discuss as a group how you will talk about the fact that God did not choose us and then make us suffer wrath, or become angry at us. If needed, look up </w:t>
       </w:r>
-      <w:hyperlink r:id="rId28">
+      <w:hyperlink r:id="rId26">
         <w:r>
           <w:rPr>
             <w:lang w:val="en_US" w:bidi="en_US"/>
@@ -21897,7 +21854,7 @@
         </w:rPr>
         <w:t xml:space="preserve"> is any action, feeling, or thought that people do against God. For more information on </w:t>
       </w:r>
-      <w:hyperlink r:id="rId29">
+      <w:hyperlink r:id="rId27">
         <w:r>
           <w:rPr>
             <w:lang w:val="en_US" w:bidi="en_US"/>
@@ -21942,7 +21899,7 @@
         </w:rPr>
         <w:t xml:space="preserve"> and God gives that person eternal life. For more information on saved or </w:t>
       </w:r>
-      <w:hyperlink r:id="rId30">
+      <w:hyperlink r:id="rId28">
         <w:r>
           <w:rPr>
             <w:lang w:val="en_US" w:bidi="en_US"/>
@@ -21981,7 +21938,7 @@
         </w:rPr>
         <w:t xml:space="preserve"> means someone who is appointed for a special task. Here, it refers to Jesus, whom God had promised to send to save the people of this world. For more information on </w:t>
       </w:r>
-      <w:hyperlink r:id="rId22">
+      <w:hyperlink r:id="rId20">
         <w:r>
           <w:rPr>
             <w:lang w:val="en_US" w:bidi="en_US"/>
